--- a/hin/docx/014.content.docx
+++ b/hin/docx/014.content.docx
@@ -530,18 +530,12 @@
           <w:lang w:val="hi_IN" w:bidi="hi_IN"/>
         </w:rPr>
       </w:r>
-      <w:hyperlink r:id="rId13">
-        <w:r>
-          <w:rPr>
-            <w:lang w:val="hi_IN" w:bidi="hi_IN"/>
-          </w:rPr>
-          <w:rPr>
-            <w:color w:val="0000EE"/>
-            <w:u w:val="single"/>
-          </w:rPr>
-          <w:t>1 यूहन्ना 5:1–3</w:t>
-        </w:r>
-      </w:hyperlink>
+      <w:r>
+        <w:rPr>
+          <w:lang w:val="hi_IN" w:bidi="hi_IN"/>
+        </w:rPr>
+        <w:t>1 यूहन्ना 5:1–3</w:t>
+      </w:r>
     </w:p>
     <w:p>
       <w:pPr>
@@ -554,18 +548,12 @@
           <w:lang w:val="hi_IN" w:bidi="hi_IN"/>
         </w:rPr>
       </w:r>
-      <w:hyperlink r:id="rId14">
-        <w:r>
-          <w:rPr>
-            <w:lang w:val="hi_IN" w:bidi="hi_IN"/>
-          </w:rPr>
-          <w:rPr>
-            <w:color w:val="0000EE"/>
-            <w:u w:val="single"/>
-          </w:rPr>
-          <w:t>प्रे.का. 2:35</w:t>
-        </w:r>
-      </w:hyperlink>
+      <w:r>
+        <w:rPr>
+          <w:lang w:val="hi_IN" w:bidi="hi_IN"/>
+        </w:rPr>
+        <w:t>प्रे.का. 2:35</w:t>
+      </w:r>
     </w:p>
     <w:p>
       <w:pPr>
@@ -578,18 +566,12 @@
           <w:lang w:val="hi_IN" w:bidi="hi_IN"/>
         </w:rPr>
       </w:r>
-      <w:hyperlink r:id="rId15">
-        <w:r>
-          <w:rPr>
-            <w:lang w:val="hi_IN" w:bidi="hi_IN"/>
-          </w:rPr>
-          <w:rPr>
-            <w:color w:val="0000EE"/>
-            <w:u w:val="single"/>
-          </w:rPr>
-          <w:t>प्रे.का. 5:40–42</w:t>
-        </w:r>
-      </w:hyperlink>
+      <w:r>
+        <w:rPr>
+          <w:lang w:val="hi_IN" w:bidi="hi_IN"/>
+        </w:rPr>
+        <w:t>प्रे.का. 5:40–42</w:t>
+      </w:r>
     </w:p>
     <w:p>
       <w:pPr>
@@ -602,18 +584,12 @@
           <w:lang w:val="hi_IN" w:bidi="hi_IN"/>
         </w:rPr>
       </w:r>
-      <w:hyperlink r:id="rId16">
-        <w:r>
-          <w:rPr>
-            <w:lang w:val="hi_IN" w:bidi="hi_IN"/>
-          </w:rPr>
-          <w:rPr>
-            <w:color w:val="0000EE"/>
-            <w:u w:val="single"/>
-          </w:rPr>
-          <w:t>यूहन्ना 1:40–42</w:t>
-        </w:r>
-      </w:hyperlink>
+      <w:r>
+        <w:rPr>
+          <w:lang w:val="hi_IN" w:bidi="hi_IN"/>
+        </w:rPr>
+        <w:t>यूहन्ना 1:40–42</w:t>
+      </w:r>
     </w:p>
     <w:p>
       <w:pPr>
@@ -626,18 +602,12 @@
           <w:lang w:val="hi_IN" w:bidi="hi_IN"/>
         </w:rPr>
       </w:r>
-      <w:hyperlink r:id="rId17">
-        <w:r>
-          <w:rPr>
-            <w:lang w:val="hi_IN" w:bidi="hi_IN"/>
-          </w:rPr>
-          <w:rPr>
-            <w:color w:val="0000EE"/>
-            <w:u w:val="single"/>
-          </w:rPr>
-          <w:t>यूहन्ना 3:27–28</w:t>
-        </w:r>
-      </w:hyperlink>
+      <w:r>
+        <w:rPr>
+          <w:lang w:val="hi_IN" w:bidi="hi_IN"/>
+        </w:rPr>
+        <w:t>यूहन्ना 3:27–28</w:t>
+      </w:r>
     </w:p>
     <w:p>
       <w:pPr>
@@ -650,18 +620,12 @@
           <w:lang w:val="hi_IN" w:bidi="hi_IN"/>
         </w:rPr>
       </w:r>
-      <w:hyperlink r:id="rId18">
-        <w:r>
-          <w:rPr>
-            <w:lang w:val="hi_IN" w:bidi="hi_IN"/>
-          </w:rPr>
-          <w:rPr>
-            <w:color w:val="0000EE"/>
-            <w:u w:val="single"/>
-          </w:rPr>
-          <w:t>यूहन्ना 4:25</w:t>
-        </w:r>
-      </w:hyperlink>
+      <w:r>
+        <w:rPr>
+          <w:lang w:val="hi_IN" w:bidi="hi_IN"/>
+        </w:rPr>
+        <w:t>यूहन्ना 4:25</w:t>
+      </w:r>
     </w:p>
     <w:p>
       <w:pPr>
@@ -674,18 +638,12 @@
           <w:lang w:val="hi_IN" w:bidi="hi_IN"/>
         </w:rPr>
       </w:r>
-      <w:hyperlink r:id="rId19">
-        <w:r>
-          <w:rPr>
-            <w:lang w:val="hi_IN" w:bidi="hi_IN"/>
-          </w:rPr>
-          <w:rPr>
-            <w:color w:val="0000EE"/>
-            <w:u w:val="single"/>
-          </w:rPr>
-          <w:t>लूका 2:10–12</w:t>
-        </w:r>
-      </w:hyperlink>
+      <w:r>
+        <w:rPr>
+          <w:lang w:val="hi_IN" w:bidi="hi_IN"/>
+        </w:rPr>
+        <w:t>लूका 2:10–12</w:t>
+      </w:r>
     </w:p>
     <w:p>
       <w:pPr>
@@ -698,18 +656,12 @@
           <w:lang w:val="hi_IN" w:bidi="hi_IN"/>
         </w:rPr>
       </w:r>
-      <w:hyperlink r:id="rId20">
-        <w:r>
-          <w:rPr>
-            <w:lang w:val="hi_IN" w:bidi="hi_IN"/>
-          </w:rPr>
-          <w:rPr>
-            <w:color w:val="0000EE"/>
-            <w:u w:val="single"/>
-          </w:rPr>
-          <w:t>मत्ती 1:16</w:t>
-        </w:r>
-      </w:hyperlink>
+      <w:r>
+        <w:rPr>
+          <w:lang w:val="hi_IN" w:bidi="hi_IN"/>
+        </w:rPr>
+        <w:t>मत्ती 1:16</w:t>
+      </w:r>
     </w:p>
     <w:p>
       <w:pPr>
